--- a/downloads/documents/04 Units/Unit 05 - Apparel and Textile Production and Design - Make It, Mend It, Wear It/Lesson 05.16 - Plan and Prototype.docx
+++ b/downloads/documents/04 Units/Unit 05 - Apparel and Textile Production and Design - Make It, Mend It, Wear It/Lesson 05.16 - Plan and Prototype.docx
@@ -339,7 +339,7 @@
         <w:t xml:space="preserve"> </w:t>
       </w:r>
       <w:r>
-        <w:t xml:space="preserve">for Turkish, Portuguese, and Spanish.</w:t>
+        <w:t xml:space="preserve">for Spanish.</w:t>
       </w:r>
     </w:p>
     <w:p>
@@ -1451,7 +1451,7 @@
         <w:t xml:space="preserve"> </w:t>
       </w:r>
       <w:r>
-        <w:t xml:space="preserve">because ___"; the Turkish, Portuguese, and Spanish words for cut, fold, sew, measure, and inch are on the sheet’s word bank and in</w:t>
+        <w:t xml:space="preserve">because ___"; the Spanish words for cut, fold, sew, measure, and inch are on the sheet’s word bank and in</w:t>
       </w:r>
       <w:r>
         <w:t xml:space="preserve"> </w:t>
